--- a/worlds/korvin-merrow/file-review/upload/filesystem/initial_medication_reconciliation_note_05182026.docx
+++ b/worlds/korvin-merrow/file-review/upload/filesystem/initial_medication_reconciliation_note_05182026.docx
@@ -5287,7 +5287,7 @@
             <w:r>
               <w:rPr>
                 <w:rFonts w:ascii="Arial" w:hAnsi="Arial"/>
-                <w:b/>
+                <w:b w:val="0"/>
                 <w:i w:val="0"/>
                 <w:sz w:val="17"/>
               </w:rPr>
@@ -5353,7 +5353,7 @@
             <w:r>
               <w:rPr>
                 <w:rFonts w:ascii="Arial" w:hAnsi="Arial"/>
-                <w:b/>
+                <w:b w:val="0"/>
                 <w:i w:val="0"/>
                 <w:sz w:val="17"/>
               </w:rPr>
